--- a/backend/tools/Journal/output/template_test/test_rotasi.docx
+++ b/backend/tools/Journal/output/template_test/test_rotasi.docx
@@ -391,7 +391,7 @@
           <w:sz w:val="20"/>
           <w:lang w:val="id-ID"/>
         </w:rPr>
-        <w:t xml:space="preserve">[1] </w:t>
+        <w:t>[1] V, a, s, w, a, n, i, ,,  , A, .,  , e, t,  , a, l, . (2017) "Attention is All You Need,"</w:t>
       </w:r>
     </w:p>
     <w:p>
@@ -413,7 +413,7 @@
           <w:sz w:val="20"/>
           <w:lang w:val="id-ID"/>
         </w:rPr>
-        <w:t xml:space="preserve">[2] </w:t>
+        <w:t>[2] D, e, v, l, i, n, ,,  , J, .,  , e, t,  , a, l, . (2018) "BERT: Pre-training of Deep Bidirectional Transformers,"</w:t>
       </w:r>
     </w:p>
     <w:p>
@@ -435,7 +435,7 @@
           <w:sz w:val="20"/>
           <w:lang w:val="id-ID"/>
         </w:rPr>
-        <w:t xml:space="preserve">[3] </w:t>
+        <w:t>[3] B, r, o, w, n, ,,  , T, .,  , e, t,  , a, l, . (2020) "Language Models are Few-Shot Learners,"</w:t>
       </w:r>
     </w:p>
     <w:p>
@@ -457,7 +457,7 @@
           <w:sz w:val="20"/>
           <w:lang w:val="id-ID"/>
         </w:rPr>
-        <w:t xml:space="preserve">[4] </w:t>
+        <w:t>[4] M, i, k, o, l, o, v, ,,  , T, .,  , e, t,  , a, l, . (2013) "Distributed Representations of Words,"</w:t>
       </w:r>
     </w:p>
     <w:p>
@@ -479,7 +479,7 @@
           <w:sz w:val="20"/>
           <w:lang w:val="id-ID"/>
         </w:rPr>
-        <w:t xml:space="preserve">[5] </w:t>
+        <w:t>[5] H, o, c, h, r, e, i, t, e, r, ,,  , S, .,  , e, t,  , a, l, . (1997) "Long Short-Term Memory,"</w:t>
       </w:r>
     </w:p>
     <w:sectPr>
